--- a/example_articles/states/South Carolina/2.states_South Carolina_New_York_Times.docx
+++ b/example_articles/states/South Carolina/2.states_South Carolina_New_York_Times.docx
@@ -27,17 +27,17 @@
     </w:p>
     <w:p>
       <w:r>
-        <w:t>Source File: NYT/54.DOCX</w:t>
+        <w:t>Source file: NYT/54.DOCX</w:t>
       </w:r>
     </w:p>
     <w:p>
       <w:r>
-        <w:t>Raw locations result: ['South Carolina']</w:t>
+        <w:t>Raw locations result, 'locations': ['South Carolina']</w:t>
       </w:r>
     </w:p>
     <w:p>
       <w:r>
-        <w:t>states_stand_flat (Standardized): South Carolina</w:t>
+        <w:t>Standardized locations result, 'states_stand_flat': South Carolina</w:t>
       </w:r>
     </w:p>
     <w:p>

--- a/example_articles/states/South Carolina/2.states_South Carolina_New_York_Times.docx
+++ b/example_articles/states/South Carolina/2.states_South Carolina_New_York_Times.docx
@@ -7,7 +7,7 @@
         <w:pStyle w:val="Heading1"/>
       </w:pPr>
       <w:r>
-        <w:t>Ultimate Insider, Ultimate Outsider</w:t>
+        <w:t>Lessons of South Carolina: What Secretary May Try for U.S. Schools</w:t>
       </w:r>
     </w:p>
     <w:p>
@@ -17,17 +17,17 @@
     </w:p>
     <w:p>
       <w:r>
-        <w:t>Date: 1992-04-12</w:t>
+        <w:t>Date: 1993-03-24</w:t>
       </w:r>
     </w:p>
     <w:p>
       <w:r>
-        <w:t>Section: Section 7;; Section 7; Page 1; Column 1; Book Review Desk; Column 1;; Biography; Review</w:t>
+        <w:t>Section: Section B;; Section B; Page 8; Column 1; National Desk; Education Page; Column 1;; Education Page</w:t>
       </w:r>
     </w:p>
     <w:p>
       <w:r>
-        <w:t>Source file: NYT/54.DOCX</w:t>
+        <w:t>Source file: NYT/53.DOCX</w:t>
       </w:r>
     </w:p>
     <w:p>
@@ -49,65 +49,91 @@
     </w:p>
     <w:p>
       <w:r>
-        <w:t>THE CHAIRMAN</w:t>
+        <w:t>When Richard W. Riley -- then Governor, now President Clinton's Secretary of Education -- first looked hard at South Carolina's schools in 1983, he saw an educational backwater. The state trailed nearly all others in test scores and money for schools. Rural towns like this one did not even have working microscopes in science classrooms.</w:t>
         <w:br/>
-        <w:t>John J. McCloy: The Making of the American Establishment.</w:t>
+        <w:t>It was the start of his second term. Within a year, mounting a campaign that offered toll-free education phone lines and educational town meetings, Mr. Riley pushed through changes hailed at the time as the nation's most wide-ranging education effort. By spending more money on public schools, imposing higher standards and holding the schools responsible for results, the law helped South Carolina post some of the biggest test score increases in the country, even if the state's scores still lag behind many others.</w:t>
         <w:br/>
-        <w:t>By Kai Bird.</w:t>
+        <w:t>"It brought South Carolina from the dark ages into the light," said Jo Day, a first-grade teacher at Joseph Keels Elementary School in Columbia.</w:t>
         <w:br/>
-        <w:t>Illustrated. 800 pp. New York:</w:t>
+        <w:t xml:space="preserve"> </w:t>
         <w:br/>
-        <w:t>Simon &amp; Schuster. $30.</w:t>
+        <w:t>From Statewide to Nationwide</w:t>
         <w:br/>
-        <w:t>THE journalist Richard Rovere was once challenged to name the chairman of the Establishment, that predominantly WASP ruling class that for decades had steered American domestic and foreign policy. He pondered for a while. "Suddenly the right name sprang to my lips. 'John J. McCloy,' " Rovere declared. "My God, how could I have hesitated?"</w:t>
+        <w:t xml:space="preserve"> The lessons Mr. Riley learned along the way are the ones he plans to apply to America's schools: rally public support to build coalitions to fight for education; insist that schools set goals and test for results; spend money to help schools meet higher standards; ask schools to develop comprehensive plans for change, and keep tinkering with the results. Many of these principles are incorporated in the Clinton Administration's first big education bill, expected to be unveiled next week.</w:t>
         <w:br/>
-        <w:t>It was a logical choice: John J. McCloy, the friend and adviser to nine Presidents, the Wall Street lawyer par excellence, the chairman of the Council on Foreign Relations (emblematic institution of the Establishment if ever there was one), the Rockefeller Foundation, the Ford Foundation and the Chase Manhattan Bank, the president of the World Bank, the virtual dictator of postwar Germany for three years as commissioner of occupied Germany, a member of the Warren Commission . . . and the resume goes on and on. Named in C. Wright Mills's influential 1957 book, "The Power Elite," as part of that group's "inner core," a lifelong Republican who did his most significant work for Democratic Presidents, McCloy was the behind-the-scenes power broker, the eminence grise who for years embodied the American governing class.</w:t>
+        <w:t>The admirers of the 60-year-old Secretary expect him to do for American education what he did for South Carolina: apply his persuasive powers, his gift for winning allies and his grit to a cause he cares deeply about.</w:t>
         <w:br/>
-        <w:t>A short, stocky, bald, plain man, an unprepossessing figure, McCloy was, by most accounts, less than brilliant -- and yet, as Dean Acheson observed, he had "an expansive, happy nature with no littleness, suspicion or jealousy about it," as well as a knack for working easily with difficult personalities.</w:t>
+        <w:t>"He has a bone-deep commitment," said Bill Youngblood, a lawyer in Charleston who heads a business-education group charged by the state with monitoring South Carolina's education laws. "You feel it within a few seconds of the time you meet him. It affects you."</w:t>
         <w:br/>
-        <w:t>John J. McCloy had an extraordinary influence on the course of this century, but three years after his death at the age of 93 his name has been all but forgotten by the general public. "The Chairman" by Kai Bird, a contributing editor of The Nation, is the first biography of the man Harper's Magazine once called "the most influential private citizen in America." Although McCloy was said to have feared that this account -- 10 years in the making -- would be hostile, it is exhaustively researched and remarkably evenhanded.</w:t>
+        <w:t>But Mr. Riley's experience in South Carolina also shows how difficult, complex and slow a task he and his department will face. Despite considerable progress, South Carolina still ranks low compared with the nation as a whole, and test scores have not improved in the last two years. This plateau suggests the limitations of the basic-skills, top-down approach many states adopted in the mid-80's.</w:t>
         <w:br/>
-        <w:t>The great paradox of McCloy's life was that the Establishment's chairman of the board was in fact born poor -- on the wrong side of the tracks, as he often put it. His strong-willed mother supported her family as a hairdresser, "doing heads" of Philadelphia society ladies. She managed to send her son to boarding school, Amherst College and Harvard Law School. The young McCloy seems to have been possessed of a genius for knowing which circles to move in. Affable and diligent, he gained entree to ranks of society from which he would have otherwise been excluded, in part by becoming a star tennis player.</w:t>
+        <w:t>And time has also demonstrated other needs the law did not meet -- ones Mr. Riley and his aides say they will emphasize at the national level: teacher training, more extensive early childhood programs, flexibility for local schools, consolidation of the melange of social services for poor children in schools, and more emphasis on the sophisticated analytical skills that employers want.</w:t>
         <w:br/>
-        <w:t>McCloy, always keenly aware of being an outsider, was fond of relating an incident from his youth that came to attain an almost totemic resonance. As a college student, prompted by his mother, he walked up to the door of the Rockefeller mansion at Seal Harbor, Me., and asked for a job; the butler slammed the door in his face. Soon after, McCloy somehow managed to secure a position teaching sailing to the Rockefeller children, including Nelson and David, both of whom were later central to his career.</w:t>
+        <w:t xml:space="preserve"> </w:t>
         <w:br/>
-        <w:t>He became a well-regarded corporate attorney at several New York law firms and joined all the right clubs. Recruited to Washington by Franklin D. Roosevelt's Secretary of War, Henry Stimson, McCloy was eventually appointed Assistant Secretary of War. Like Woody Allen's Zelig, he seemed to turn up everywhere -- smoking cigars with Churchill amid the ruins of the House of Commons; consulting with Charles de Gaulle, George Patton and George Marshall; participating in the discussions over whether to drop the atomic bomb on Japan.</w:t>
+        <w:t>A State System Near the Bottom</w:t>
         <w:br/>
-        <w:t>BEFORE then, it had fallen to him to make one of the most difficult decisions of World War II, certainly one of the most controversial decisions of his career. As Mr. Bird writes, he was responsible "more than any other individual" for getting the President to issue the infamous Executive Order 9066, calling for the resettlement of more than 100,000 Japanese-Americans from the West Coast to "relocation centers" (or, as Roosevelt more bluntly called them, "concentration camps"). McCloy justified the decision by proclaiming, "If it is a question of safety of the country, [or] the Constitution of the United States, why, the Constitution is just a scrap of paper to me."</w:t>
+        <w:t xml:space="preserve"> When Governor Riley began lobbying for education in 1983, South Carolina's schools, by universal agreement, were in big trouble. "You're talking about a state that by many measures was right down there with Mississippi and Louisiana at the bottom of the barrel," said John C. Norton, now vice president for information of the Southern Regional Education Board and then an education reporter.</w:t>
         <w:br/>
-        <w:t>Mr. Bird discloses, too, that at least as early as 1943 McCloy was one of the very few in Washington who had information about Hitler's proposed Final Solution and who had the power to do something about it. Yet he refused to believe that the Nazis were systematically exterminating the Jews. (As Mr. Bird points out, McCloy's skepticism was shared by, among others, Felix Frankfurter and Walter Lippmann, both Jews.)</w:t>
+        <w:t>But when Mr. Riley asked legislators to raise taxes to increase financing for schools in 1983, they rebuffed him, fueled by opposition from business groups.</w:t>
         <w:br/>
-        <w:t>As Stimson's liaison to the War Review Board, McCloy opposed a plan to bomb the railways leading to the death camps, on the ground that it would have diverted precious resources and would have been useless in any case. Mr. Bird maintains that it would have saved some 100,000 Jews at Auschwitz from being gassed, and that McCloy "bears substantial responsibility for this misjudgment." Whether the bombing would have saved these Jews remains a matter of fierce dispute.</w:t>
+        <w:t>The Governor responded with tactics like those Ross Perot and Mr. Clinton would later make famous. He held question-and-answer sessions, set up toll-free numbers and deployed county coordinators to whip up enthusiasm for his proposed changes. In education meetings across the state, Mr. Riley asked participants to commit to further action in their communities. In all, said Terry K. Peterson, an aide to Mr. Riley, about 100,000 people were involved.</w:t>
         <w:br/>
-        <w:t>In March 1945 Roosevelt greeted McCloy in the Oval Office with arm extended in a Nazi salute, saying, "Heil McCloy -- Hochkommissar fur Deutschland." McCloy declined the position, urging that Roosevelt pick a military man. But when Harry S. Truman offered him the same job four years later, he finally accepted, thus entering one of the most controversial periods of his long career.</w:t>
+        <w:t>South Carolina's Education Improvement Act was passed in 1984. It raised the state sales tax by a penny on the dollar to pay for remedial and advanced classes, higher teachers' salaries, early-childhood programs, and new basic-skills tests, including a high school graduation exam. Schools that improved scores and attendance got cash bonuses; the state intervened in school districts whose scores and other indicators dipped below set levels.</w:t>
         <w:br/>
-        <w:t>AS High Commissioner for occupied Germany, McCloy granted clemency to dozens of Nazi war criminals. He freed, or reduced the sentences of, most of the 20 SS extermination squad leaders, whose crimes he freely conceded were "historic in their magnitude and horror." Of the 15 death sentences handed down at the Nuremberg trials, McCloy carried out a mere five. Of the remaining 74 war criminals who were sentenced at Nuremberg to prison terms, he let many go free -- most notoriously the industrialist Alfried Krupp, who had been sentenced at Nuremberg to 12 years in prison for using concentration camp inmates as slave labor. Krupp, accompanied by most of his board of directors, walked out of the Landsberg prison in 1951 to a cheering crowd and a champagne breakfast -- with his fortune and industrial empire intact.</w:t>
+        <w:t>South Carolina's law was similar in many respects to changes Governor Clinton made in Arkansas: increasing the sales tax to spend more money on education, setting higher academic standards, expanding early childhood programs, and raising teacher salaries. Yet experts rate South Carolina's education changes as the most comprehensive in the country.</w:t>
         <w:br/>
-        <w:t>Much of the world was outraged. "Why," Eleanor Roosevelt wrote to McCloy, "are we freeing so many Nazis?" The answer, Mr. Bird explains, was far from simple. For one thing, McCloy faced threats on his own life, and immense pressure from the German public and even from Pope Pius XII to grant a blanket amnesty -- "a well-organized conspiracy," McCloy recalled, "to intimidate me."</w:t>
+        <w:t>And by comparison with Arkansas, another state ranked near the bottom by most measures of education, South Carolina's improvements were often remarkable, although they were powered by a more robust economy. From 1983-84 to 1989-90, per-pupil spending rose 50 percent after inflation, compared with 25 percent in Arkansas and in the United States as a whole; in the 1980's, teachers' salaries in South Carolina rose 25.6 percent, compared with 11.3 percent in Arkansas and 19.7 percent in the United States.</w:t>
         <w:br/>
-        <w:t>But the chief reason, according to Mr. Bird, was Realpolitik pure and simple, the Larger Considerations: the onset of the Korean War had made more important than ever a pro-American West Germany, rearmed and thus a bulwark against the Russians. The Truman Administration, and McCloy in particular, did not want to undermine our staunchest friend, Chancellor Konrad Adenauer of West Germany. This meant, apparently, appeasing West German public opinion as much as possible and gaining the support of the most prominent West German industrialists. With the fate of the West in the balance, what did a few Nazi war criminals matter?</w:t>
+        <w:t>In 1983, just 42 percent of South Carolina's eighth graders passed a basic-skills math test and 56 percent passed a reading test. Teacher salaries, which averaged $16,523, and the state's per-pupil spending, $2,080, placed it 46th in the nation.</w:t>
         <w:br/>
-        <w:t>Moreover, Adenauer's men were not reluctant to use blackmail, telling McCloy that if the Nazis imprisoned in Landsberg were hanged, "Germany as an armed ally against the East was an illusion." As one I. G. Farben executive whom McCloy freed remarked acidly, "Now that they have Korea on their hands, the Americans are a lot more friendly."</w:t>
+        <w:t>By 1991, 73 percent of students were passing the math test and 75 percent passing the reading test in eighth grade. Teacher salaries had risen to $28,340, 38th in the nation. Per-pupil spending increased to $4,537, 40th in the nation.</w:t>
         <w:br/>
-        <w:t>After the war, and a quarter-century after the Rockefellers' butler had shut the door in McCloy's face, Nelson Rockefeller recruited McCloy as a name partner in the New York law firm of Milbank, Tweed (whose chief client was the Chase Bank). He was now officially in the Rockefeller fold. In time, the Rockefeller family made him chairman of Chase, with the implicit understanding that he was to groom the young David Rockefeller to take over.</w:t>
+        <w:t>In addition to raising test scores, the education law and subsequent revisions fired public enthusiasm about education and created a coalition of politicians, business executives and educators that continues to push for improvement in the schools.</w:t>
         <w:br/>
-        <w:t>Never rich himself, McCloy had become a reliable trouble-shooter for the rich. "His status in the company of such men of wealth was not that of an equal," Mr. Bird acutely points out, "but these uncrowned members of the American aristocracy depended upon his legal talents to insulate their wealth and social status from the uncertainties of a democratic republic."</w:t>
+        <w:t>Mr. Riley wants to generate similar excitement about education nationwide. "We got so much into it, it really became a movement in our state," he said in an interview last week. "If you develop a feeling in this country of reaching for high standards and quality education throughout the system, an almost patriotic feeling -- that kind of an upswell has to come from national leadership."</w:t>
         <w:br/>
-        <w:t>By the late 1950's, when Richard Rovere identified him as the chairman of the Establishment, McCloy was regularly attending intimate stag dinners at the White House as a member of Dwight D. Eisenhower's "unofficial Cabinet." John F. Kennedy and Lyndon B. Johnson, both outsiders to the Establishment, recognized the importance of cultivating the chairman. As President Kennedy's disarmament adviser, McCloy negotiated the withdrawal of Soviet missiles from Cuba; he was one of the "Wise Men" recruited by McGeorge Bundy in 1965 to advise President Johnson on Vietnam policy (but really to secure Eastern Establishment backing for the war). Johnson, who felt awkward around patrician types, was told by Mr. Bundy (no stranger to the patriciate himself) that "the key to these people is McCloy," who "belongs to the class of people who take their orders from Presidents and nobody else." When McCloy and his friends in the Council on Foreign Relations refused to side publicly with the President on Vietnam, Johnson bitterly complained, "The Establishment bastards have bailed out."</w:t>
+        <w:t xml:space="preserve"> </w:t>
         <w:br/>
-        <w:t>Throughout the late 1960's and the 70's, McCloy continued to exert an enormous influence on American foreign policy. In 1979, when David Rockefeller and Henry Kissinger began pressing the Carter Administration to admit the deposed Shah of Iran to the United States for medical treatment (actually, for asylum), they asked McCloy to orchestrate the extensive lobbying effort. His motivations were not entirely disinterested: Milbank, Tweed provided legal counsel to the Shah, who also had billions of dollars on deposit with Chase. Every Christmas, the Shah sent his friend Jack McCloy five pounds of Beluga caviar.</w:t>
+        <w:t>Two Schools, Two Results</w:t>
         <w:br/>
-        <w:t>The reputation of the American ruling elite barely survived the turmoil of the 60's, and late in his life McCloy came to be regarded increasingly as the Establishment archdemon, the master manipulator. His role in the Japanese internment and his role in the decision not to bomb Auschwitz were now seen in the unflattering light of historical revisionism.</w:t>
+        <w:t xml:space="preserve"> Joseph Keels Elementary School in Columbia is a kind of showcase for Mr. Riley's educational improvements. Because it has continually improved test scores, the school has won state incentive awards that not only bought Keels Elementary rooms of new computers, but also prompted teachers to change how they were serving their mostly black, poor and working-class students.</w:t>
         <w:br/>
-        <w:t>Despite the range of John J. McCloy's accomplishments, one suspects that his name is little known today because he wanted it that way. He realized early on that the key to his influence was his lack of public visibility, and he ceded the limelight to the larger egos. Unlike some of his more flamboyant peers -- Stimson, Acheson, Frankfurter, Averell Harriman, Allen Dulles -- he wasn't a larger-than-life personality; he was, perhaps deliberately, ever the colorless lawyer. Unlike, say, Walter Lippmann, he was no intellectual. He was the earnest working-class boy who had, by dint of hard work, tireless public service and a not inconsiderable gift for schmoozing, managed to make his way into the Establishment's inner circle.</w:t>
+        <w:t>The principal, Shirley Henderson, and a group of teachers decided to put $90,000 of their money into training teachers in new educational techniques. They also developed a program, including full-day kindergarten, to prevent early school failure. They won a grant to keep the computer lab open through the summer. And they began an after-school program for students whose parents need to leave them in school until 6 P.M.</w:t>
         <w:br/>
-        <w:t>And it is here that "The Chairman" disappoints. We do not really get a sense of McCloy as a flesh-and-blood character; we aren't given the opportunity to explore the tensions, the sociological nuances, of the ultimate insider who was really the ultimate outsider -- the poor boy, as James Reston has written, who lived "most of his life among the rich." We see the paradoxes of his life, but we don't understand the contradictions within the man.</w:t>
+        <w:t>The teachers are so enthusiastic they complete one another's sentences. "We are much better teachers than we were five years ago," said Ms. Day, the first-grade teacher. And Sandra McLain, a third-grade teacher who won a place on a national committee developing science curriculum standards, added, "But not as good as we will be tomorrow."</w:t>
         <w:br/>
-        <w:t>STILL, Mr. Bird's range of sources is quite impressive, including scores of interviews and hundreds of Government documents that were declassified under the Freedom of Information Act, and his assessments are judicious. Although "The Chairman" lacks the telling detail and anecdotal texture of another recent book that treats McCloy and his circle, "The Wise Men" by Walter Isaacson and Evan Thomas, it will certainly join the ranks of those accounts essential to a full understanding of how politics in this century was conducted behind the scenes.</w:t>
+        <w:t>Fifty miles southeast of Columbia, here in Summerton, it is easier to see how far South Carolina has come and how far some parts still need to go. A rural town of worn wooden shacks, trailers and a handful of more gracious houses on the white side of town, Summerton has no industry and virtually no tax base. Change has come slowly to a town marred by continuing racial division and the political cronyism that comes when the school district is the biggest payroll in town.</w:t>
         <w:br/>
-        <w:t>In his last days, his power ebbing, McCloy had become a "jovial gnome," as Henry Kissinger once called him, with a trying "penchant for anecdotes." At the age of 86 he happily accepted an invitation to testify before a Congressional commission investigating the wartime internment of the Japanese-Americans, expecting the deference normally accorded an elder statesman. Instead he was attacked; when he described the conditions in the camps as "very pleasant," he was greeted with loud laughter from spectators at the hearing. This man who had made so many of the crucial decisions of a turbulent century, this symbol of the American Establishment, was now a relic of a bygone era.</w:t>
+        <w:t>Scotts Branch High School is in a cheerless, worn building of the 1950's, when it was built for black students in an effort to stave off desegregation. The money from the Educational Improvement Act bought the district new computers, remedial classes, and some classes for gifted children. Milton Marley, the superintendent, proudly cites the first two grants the schools have ever won for improving test scores this year and last year. The science classroom now has laboratory sinks and microscopes. But a sense of deprivation still hangs heavily here, as evident as the scarred and rutted linoleum.</w:t>
         <w:br/>
-        <w:t>Yet in the light of what we have lived through, at least since Watergate, it has become fashionable in certain circles to wax nostalgic for the good old days when our leaders who guided us into the American Century were drawn primarily from a close-knit social circle imbued with an ethic of public service and noblesse oblige. The mixed record of John J. McCloy may help temper that nostalgia, suggesting that perhaps, for all its many virtues, the American Establishment may have borne within itself the seeds of its own decline and fall.</w:t>
+        <w:t>A science teacher tries gamely to interest her students in a demonstration of convection and radiation. Students light candles, moving their hands above the flame as she coaxes them to guess how the heat is reaching their fingers. A kind of torpor pervades the classroom and the school.</w:t>
+        <w:br/>
+        <w:t xml:space="preserve"> </w:t>
+        <w:br/>
+        <w:t>Some Progress, But Not Enough</w:t>
+        <w:br/>
+        <w:t xml:space="preserve"> As Mr. Riley sets out to apply some of the solutions he tried in South Carolina to the country, he may be guided by what worked and what did not in his home state. Mr. Riley intends to continue a push begun by the Bush Administration for national curriculum standards and a national testing system.</w:t>
+        <w:br/>
+        <w:t>In South Carolina, Mr. Riley raised standards, but also poured money into remedial programs to help the one-third of the state's children who could not meet even basic-skills standards.</w:t>
+        <w:br/>
+        <w:t>But educators in South Carolina are rethinking remedial programs because not enough students made progress, an experience that may influence Mr. Riley as he redesigns the biggest Federal remedial program for poor children, Chapter One.</w:t>
+        <w:br/>
+        <w:t>South Carolina has also struggled with the highly charged issue of how to hold schools accountable for results and how best to measure student progress.</w:t>
+        <w:br/>
+        <w:t>While many schools like Keels Elementary flourished under a system of rewards and punishments based on achievement, many educators continue to question whether the tests fairly measured student progress and whether they overemphasized basic skills.</w:t>
+        <w:br/>
+        <w:t>Some school districts, feeling pressure to raise scores, based their curriculum on the tests and issued rigid guidelines. "You could go into a school district, and at 10 on Tuesday morning at every school in the district, teachers were all teaching the main idea in a paragraph," Mr. Norton said.</w:t>
+        <w:br/>
+        <w:t>Mr. Riley's closest allies agree with the state's new Superintendent of Education, Barbara S. Nielsen, that schools now need to emphasize, and new tests need to measure, more sophisticated analytical skills. "We need problem solving, the ability to work on a team, the training necessary to understand work -- things you can't measure by filling in a bubble with a No. 2 pencil on the basic-skills test of our reform of 10 years ago," Mr. Youngblood said.</w:t>
+        <w:br/>
+        <w:t>South Carolina has continued to revise its education laws as the state's needs have changed. A successor to the 1984 law, called Target 2000, was passed in 1989 under Gov. Carroll A. Campbell Jr., a Republican who succeeded Mr. Riley and remains a leader in education nationwide. The legislation offers grants to schools that emphasized some of these new skills and established an ambitious arts education program.</w:t>
+        <w:br/>
+        <w:t>But there is a clear sense in South Carolina that deeper changes are needed. "It's time to refocus," said Mary Jones, superintendent of the Kershaw County School District, who helped plan the original 1984 law.  "We tried to implement this on top of a system that was already in place that was not working."</w:t>
+        <w:br/>
+        <w:t>And as Mr. Riley embarks on his new task, the question remains exactly how he will put into practice the lessons he learned in South Carolina.</w:t>
+        <w:br/>
+        <w:t>"This reform was very progressive for its time," Mr. Norton said. "The question is, has he learned from that, and now does he see that was only part of the way home?"</w:t>
         <w:br/>
         <w:br/>
         <w:t>Graphic</w:t>
@@ -115,7 +141,15 @@
         <w:br/>
         <w:t xml:space="preserve"> </w:t>
         <w:br/>
-        <w:t>Photos: John J. McCloy, once called "the most influential private citizen in America," in 1960. (Elwood P. Johnson/Chase Manhattan Bank) (pg. 1); Richard Nixon and John J. McCloy in 1985 at McCloy's 90th birthday party. (Chase Manhattan Archives/From "The Chairman") (pg. 23); John J. McCloy, United States High Commissioner for Germany, right, with President Harry S. Truman, 1950. (Associated Press) (pg. 24)</w:t>
+        <w:t>Photo: The improvements made in South Carolina under Richard W. Riley when he was Governor are ones he hopes to match as Secretary of Education. At the Joseph Keels Elementary School in Columbia, a showcase for many of his innovations, Sandra McLain works with a first grader, Brianna Reedom. (Mary Ann Chastain for The New York Times)</w:t>
+        <w:br/>
+        <w:t xml:space="preserve"> </w:t>
+        <w:br/>
+        <w:t>Graph: "Transforming a State's Schools"</w:t>
+        <w:br/>
+        <w:t xml:space="preserve"> By many measures, South Carolina's schools have made impressive gains since Gov. Richard Riley pushed through an educations plan in 1984. Mr. Riley is now U.S. Secretary of Education. Graphs shows percentages of South Carolina eigth-graders passing basic skills tests in 1983 and 1991</w:t>
+        <w:br/>
+        <w:t xml:space="preserve"> Many of Mr. Riley's changes were similar to those advocated by Gov. Bill Clinton in Arkansas. But South Carolina's improvements were often more dramatic. Graphs track money spent per student (from '83-84 through '89-90) and average teacher salaries (during '79-80 and '89-90) in Arkansas, South Carolina, and the U.S. (Sources: South Carolina Education Department, National Center for Educations Statistics)</w:t>
       </w:r>
     </w:p>
     <w:sectPr>

--- a/example_articles/states/South Carolina/2.states_South Carolina_New_York_Times.docx
+++ b/example_articles/states/South Carolina/2.states_South Carolina_New_York_Times.docx
@@ -7,7 +7,7 @@
         <w:pStyle w:val="Heading1"/>
       </w:pPr>
       <w:r>
-        <w:t>Lessons of South Carolina: What Secretary May Try for U.S. Schools</w:t>
+        <w:t>How Lindsey Graham Went From Trump Skeptic to Trump Sidekick; Feature</w:t>
       </w:r>
     </w:p>
     <w:p>
@@ -17,17 +17,17 @@
     </w:p>
     <w:p>
       <w:r>
-        <w:t>Date: 1993-03-24</w:t>
+        <w:t>Date: 2019-02-25</w:t>
       </w:r>
     </w:p>
     <w:p>
       <w:r>
-        <w:t>Section: Section B;; Section B; Page 8; Column 1; National Desk; Education Page; Column 1;; Education Page</w:t>
+        <w:t>Section: MAGAZINE</w:t>
       </w:r>
     </w:p>
     <w:p>
       <w:r>
-        <w:t>Source file: NYT/53.DOCX</w:t>
+        <w:t>Source file: NYT/31.DOCX</w:t>
       </w:r>
     </w:p>
     <w:p>
@@ -49,107 +49,87 @@
     </w:p>
     <w:p>
       <w:r>
-        <w:t>When Richard W. Riley -- then Governor, now President Clinton's Secretary of Education -- first looked hard at South Carolina's schools in 1983, he saw an educational backwater. The state trailed nearly all others in test scores and money for schools. Rural towns like this one did not even have working microscopes in science classrooms.</w:t>
+        <w:t>As the luncheon dishes were placed down, the master of ceremonies kicked off a boisterous round of Lindsey Graham trivia. "What is the senator's middle name?" she asked the ballroom of meatloaf-eating Republicans in Greenville, S.C. "What's the name of the bar the senator's family owned?"</w:t>
         <w:br/>
-        <w:t>It was the start of his second term. Within a year, mounting a campaign that offered toll-free education phone lines and educational town meetings, Mr. Riley pushed through changes hailed at the time as the nation's most wide-ranging education effort. By spending more money on public schools, imposing higher standards and holding the schools responsible for results, the law helped South Carolina post some of the biggest test score increases in the country, even if the state's scores still lag behind many others.</w:t>
+        <w:t>For those of you playing along at home, Lindsey Olin Graham grew up around his parents' beer-and-pool joint, the Sanitary Cafe, in working-class Central, S.C., where he played the child mascot to the regulars. "I was conscious," he wrote in his 2015 memoir, "that I was giving a performance."</w:t>
         <w:br/>
-        <w:t>"It brought South Carolina from the dark ages into the light," said Jo Day, a first-grade teacher at Joseph Keels Elementary School in Columbia.</w:t>
+        <w:t>When it came Graham's time to speak, he started out in this long-ingrained lounge-act mode. "I'm from the federal government; I'm here to help," he said — a Ronald Reagan joke that has been Graham's preferred icebreaker for years. But after a few minutes of breezy repartee, his tone assumed an edge. "To every Republican, if you don't stand behind this president, we're not going to stand behind you," he said. As the room fell silent, Graham's voice grew soft, even grave. "This is the defining moment of his presidency," he said. "It's not just about a wall. It's about him being treated different than any other president."</w:t>
         <w:br/>
-        <w:t xml:space="preserve"> </w:t>
+        <w:t>He continued: "This is a fight between the people who are so smart and the rest of us." Heads bobbed over unfinished plates of function-room meat drowned in barbecue sauce. The continuing debate over the border wall, he went on, was not just over funding for a barrier, in the same way that the brawl over Brett Kavanaugh, whose Supreme Court appointment had been delayed over allegations of sexual assault, was not merely about a judge.</w:t>
         <w:br/>
-        <w:t>From Statewide to Nationwide</w:t>
+        <w:t>Nothing of late has enhanced the senator's standing as a Trump loyalist, or disgust with him among former Democratic collaborators, more than his showstopping speech at the September hearing where Christine Blasey Ford, a high school acquaintance of Kavanaugh's, accused the future justice of sexually assaulting her at a party. "What you want to do is destroy this guy's life," Graham exploded at Senate Democrats, many of whom he had worked with closely for years. Senator Chris Coons, the Delaware Democrat, told me that his longtime colleague is "hysterically funny" and "personally engaging." But the personal nature of Graham's outburst at the hearing left him stunned. "It was unprecedented," Coons said, adding that he and Graham did not speak for several weeks afterward. "I am still struggling to renew my working relationship with Senator Graham," he added.</w:t>
         <w:br/>
-        <w:t xml:space="preserve"> The lessons Mr. Riley learned along the way are the ones he plans to apply to America's schools: rally public support to build coalitions to fight for education; insist that schools set goals and test for results; spend money to help schools meet higher standards; ask schools to develop comprehensive plans for change, and keep tinkering with the results. Many of these principles are incorporated in the Clinton Administration's first big education bill, expected to be unveiled next week.</w:t>
+        <w:t>In Greenville, Graham framed the Kavanaugh melee as a proxy battle over President Trump — and placed himself on the Trumpian side of an us-versus-them divide. The Democrats and the national news media, he said, are engaged in a singular mission to thwart the president. "Why? 'Cause they hate him," Graham said of Trump. "They hate us," he added, and repeated the call: "They hate us."</w:t>
         <w:br/>
-        <w:t>The admirers of the 60-year-old Secretary expect him to do for American education what he did for South Carolina: apply his persuasive powers, his gift for winning allies and his grit to a cause he cares deeply about.</w:t>
+        <w:t>It can be jarring to watch Graham enact, in real time, the broader shift the Republican Party has undergone under Trump. The conversions tend to fall into a few basic categories. There are the elected Republicans who once had little use for Trump but would prefer to keep their heads down and hope that their Trump-loving constituents forget the terrible things they said about the future president during the 2016 campaign. There are the Republican leaders, like Mitch McConnell, the Senate majority leader, and until recently Paul Ryan, the former speaker of the House, who might have little use for the president in private but can't risk alienating him. And there are once-dubious Republicans who have not only come around to supporting Trump but who have also caked their about-faces in ostentatious heaps of flattery for "my president."</w:t>
         <w:br/>
-        <w:t>"He has a bone-deep commitment," said Bill Youngblood, a lawyer in Charleston who heads a business-education group charged by the state with monitoring South Carolina's education laws. "You feel it within a few seconds of the time you meet him. It affects you."</w:t>
+        <w:t>And then there is Graham, who would seem to occupy his own distinct category of Trump-era contortionist. Certainly he embodies elements of the other groups: a desire to carve out his own parallel universe of work on certain issues that have always been important to him, especially on foreign policy; an instinct to avoid the distraction of weighing in on every Trump offense ("Don't chase every barking dog," he says); and a personal library of readily surfaceable aggressions from the 2016 campaign, in which Graham called the future president a "kook," "crazy" and "unfit for office," among other things — and which are easily juxtaposed today with Graham's sycophantic raves about the president's stellar golf game and reminders that Trump "beat me like a dog" in the 2016 presidential primary (no doubt delighting Trump with his nod to the president's canine-themed pejoratives).</w:t>
         <w:br/>
-        <w:t>But Mr. Riley's experience in South Carolina also shows how difficult, complex and slow a task he and his department will face. Despite considerable progress, South Carolina still ranks low compared with the nation as a whole, and test scores have not improved in the last two years. This plateau suggests the limitations of the basic-skills, top-down approach many states adopted in the mid-80's.</w:t>
+        <w:t>Graham's rush to Trump's side is particularly baffling because not long ago, he was best known for his bipartisan deal-making on issues like climate change and immigration. He subscribed, at least theoretically, to the country-over-party credo of his departed Senate co-conspirator John McCain. McCain's diagnosis of brain cancer and eventual death coincided approximately with Graham's emergence as Trump's most prominent Senate defender and whisperer. This combination of factors gave rise to the "What happened to Lindsey Graham?" question, which has become synonymous enough with the South Carolinian's national political identity that he felt compelled to own it on the stump.</w:t>
         <w:br/>
-        <w:t>And time has also demonstrated other needs the law did not meet -- ones Mr. Riley and his aides say they will emphasize at the national level: teacher training, more extensive early childhood programs, flexibility for local schools, consolidation of the melange of social services for poor children in schools, and more emphasis on the sophisticated analytical skills that employers want.</w:t>
+        <w:t>"What happened to me?" Graham asked in Greenville. "Not a damn thing." The crowd gave him a standing ovation.</w:t>
         <w:br/>
-        <w:t xml:space="preserve"> </w:t>
+        <w:t>What did happen to Lindsey Graham? I raised the question directly to him the following afternoon in his Senate office in Washington. Graham was collapsed behind a cluttered desk, sipping a Coke Zero and complaining of exhaustion.</w:t>
         <w:br/>
-        <w:t>A State System Near the Bottom</w:t>
+        <w:t>"Well, O.K., from my point of view, if you know anything about me, it'd be odd not to do this," he said.</w:t>
         <w:br/>
-        <w:t xml:space="preserve"> When Governor Riley began lobbying for education in 1983, South Carolina's schools, by universal agreement, were in big trouble. "You're talking about a state that by many measures was right down there with Mississippi and Louisiana at the bottom of the barrel," said John C. Norton, now vice president for information of the Southern Regional Education Board and then an education reporter.</w:t>
+        <w:t>I asked what "this" was. " 'This,' " Graham said, "is to try to be relevant." Politics, he explained, was the art of what works and what brings desired outcomes. "I've got an opportunity up here working with the president to get some really good outcomes for the country," he told me.</w:t>
         <w:br/>
-        <w:t>But when Mr. Riley asked legislators to raise taxes to increase financing for schools in 1983, they rebuffed him, fueled by opposition from business groups.</w:t>
+        <w:t>An outcome of particular interest to Graham, at the moment, is getting re-elected to a fourth Senate term in South Carolina, where Trump owns commanding approval numbers, especially among the hard-core Republicans who in the past questioned Graham's devotion to their conservative cause. Sure, Graham allowed, you might emphasize some things more than others when you're trying to appeal to the party base. "You just showcase your issues, right?" he said. During his last re-election campaign, in 2014, Graham asserted his base bona fides by railing against President Barack Obama's White House "scumbags" and warning that "the world is literally about to blow up." He has always been conservative, he emphasized. "But in our business, you're not defined by the 80 percent agreement. You're defined by the 20 percent" that the base might object to. (His relatively liberal position on immigration once led Rush Limbaugh to dub him "Lindsey Grahamnesty.")</w:t>
         <w:br/>
-        <w:t>The Governor responded with tactics like those Ross Perot and Mr. Clinton would later make famous. He held question-and-answer sessions, set up toll-free numbers and deployed county coordinators to whip up enthusiasm for his proposed changes. In education meetings across the state, Mr. Riley asked participants to commit to further action in their communities. In all, said Terry K. Peterson, an aide to Mr. Riley, about 100,000 people were involved.</w:t>
+        <w:t>Graham reminded me that when McCain was facing re-election in 2010, he turned himself into "the most conservative member of the U.S. Senate." That was the race in which McCain claimed that he never embraced the "maverick" label, and people were asking, "What happened to John McCain?" Graham chuckled at the memory.</w:t>
         <w:br/>
-        <w:t>South Carolina's Education Improvement Act was passed in 1984. It raised the state sales tax by a penny on the dollar to pay for remedial and advanced classes, higher teachers' salaries, early-childhood programs, and new basic-skills tests, including a high school graduation exam. Schools that improved scores and attendance got cash bonuses; the state intervened in school districts whose scores and other indicators dipped below set levels.</w:t>
+        <w:t>In acknowledging this, Graham was speaking to me as a fellow creature of Washington, fully versed in the election-year "showcasing" he is now engaged in — one of the "people who are so smart" that he derided the day before. "If you don't want to get re-elected, you're in the wrong business," he said.</w:t>
         <w:br/>
-        <w:t>South Carolina's law was similar in many respects to changes Governor Clinton made in Arkansas: increasing the sales tax to spend more money on education, setting higher academic standards, expanding early childhood programs, and raising teacher salaries. Yet experts rate South Carolina's education changes as the most comprehensive in the country.</w:t>
+        <w:t>Graham would shortly head over to the Capitol for Trump's State of the Union address, about which the president called him a few hours earlier, seeking input. "Should I go conciliatory or to-hell-with-it?" Trump asked him, according to Graham. "What kind of tone should I take?" In recounting this latest exchange, Graham shook his head and half shrugged. "I have never been called this much by a president in my life," he told me. His tone reflected a mixture of amazement and amusement, with perhaps a dash of awe. "It's weird, and it's flattering, and it creates some opportunity. It also creates some pressure."</w:t>
         <w:br/>
-        <w:t>And by comparison with Arkansas, another state ranked near the bottom by most measures of education, South Carolina's improvements were often remarkable, although they were powered by a more robust economy. From 1983-84 to 1989-90, per-pupil spending rose 50 percent after inflation, compared with 25 percent in Arkansas and in the United States as a whole; in the 1980's, teachers' salaries in South Carolina rose 25.6 percent, compared with 11.3 percent in Arkansas and 19.7 percent in the United States.</w:t>
+        <w:t>Graham has always gravitated toward larger-than-life figures. He worshiped his father and followed him everywhere. "I came along late in my dad's life, and he made the most of our time together," Graham wrote in his memoir, "My Story." "Whatever he did, he did it with me."</w:t>
         <w:br/>
-        <w:t>In 1983, just 42 percent of South Carolina's eighth graders passed a basic-skills math test and 56 percent passed a reading test. Teacher salaries, which averaged $16,523, and the state's per-pupil spending, $2,080, placed it 46th in the nation.</w:t>
+        <w:t>Graham's parents died when he was in his early 20s, and he legally adopted his younger sister, Darline. He never married or had children of his own, which has forced him throughout his career to deflect the inevitable insinuations that arise about a 63-year-old bachelor in the United States Senate. Graham says he has dated numerous women over the years, but he usually lands on some variation of the married-to-my-job explanation for his lack of a partner. In the same way that he described the regulars of the Sanitary Cafe as members of his extended family growing up, Graham has relied on the Senate as a kind of surrogate brood in his adulthood.</w:t>
         <w:br/>
-        <w:t>By 1991, 73 percent of students were passing the math test and 75 percent passing the reading test in eighth grade. Teacher salaries had risen to $28,340, 38th in the nation. Per-pupil spending increased to $4,537, 40th in the nation.</w:t>
+        <w:t>Graham's Senate colleagues sometimes describe him as a kind of sitcom sidekick with a knack for finding himself in goofy situations. It struck many people who know him as particularly apt that Trump, as a presidential candidate in 2015, would decide to yell out Graham's cellphone number at a campaign event after Graham called Trump a "jackass." Kelly Ayotte, the former Republican senator from New Hampshire, recalls Graham's tagging along around this time to see "Despicable Me" with her and her son, Jacob, who was 8. As they entered the theater, Graham handed his constantly buzzing phone over to Jacob for screening. "He said to the callers: 'Who are you? Why are you calling him?' " Ayotte told me. Graham would later make a video dramatizing all the ways to destroy a cellphone. After their eventual détente, he told Trump that the entire episode was "the highlight of my campaign."</w:t>
         <w:br/>
-        <w:t>In addition to raising test scores, the education law and subsequent revisions fired public enthusiasm about education and created a coalition of politicians, business executives and educators that continues to push for improvement in the schools.</w:t>
+        <w:t>Nearly every Graham story of the last two decades involves McCain. When you enter the waiting area at NBC's "Meet the Press," there is a framed photo of McCain and Graham sitting together on the set, like a portrait of the extended family of the Washington green room. "They were inseparable," Susan Collins, the Republican senator from Maine, told me. "John's death really left a hole in his heart. It seemed like Lindsey had lost a father."</w:t>
         <w:br/>
-        <w:t>Mr. Riley wants to generate similar excitement about education nationwide. "We got so much into it, it really became a movement in our state," he said in an interview last week. "If you develop a feeling in this country of reaching for high standards and quality education throughout the system, an almost patriotic feeling -- that kind of an upswell has to come from national leadership."</w:t>
+        <w:t>Graham, who served in the United States Air Force and the South Carolina Air National Guard, likens McCain less to a father figure than to an older brother, or perhaps commanding officer. "What I miss was the collaboration," Graham said. "It was a political marriage."</w:t>
         <w:br/>
-        <w:t xml:space="preserve"> </w:t>
+        <w:t>I asked Graham if his "collaboration" with Trump, such as it was, was in any way akin to a political marriage. "Oh, gosh, no," he said. "I personally like him. We play golf. He's very nice to me."</w:t>
         <w:br/>
-        <w:t>Two Schools, Two Results</w:t>
+        <w:t>Graham's contempt for Trump in the 2016 campaign was such that he could not bring himself to support the Republican nominee. "I voted for Evan — whatever the guy's name is," Graham said, referring to the third-party candidate Evan McMullin, who wound up winning 0.54 percent of the popular vote. But after Trump became president, Graham said, forging a relationship with him served his conjoined interests of staying relevant in Washington and getting re-elected in South Carolina. Graham told me that McCain understood his willingness to make peace with Trump, though the extent of Graham's ingratiation bothered him a bit — especially Graham's over-the-top praise for Trump's golfing abilities.</w:t>
         <w:br/>
-        <w:t xml:space="preserve"> Joseph Keels Elementary School in Columbia is a kind of showcase for Mr. Riley's educational improvements. Because it has continually improved test scores, the school has won state incentive awards that not only bought Keels Elementary rooms of new computers, but also prompted teachers to change how they were serving their mostly black, poor and working-class students.</w:t>
+        <w:t>But McCain, more than anyone, knew the value of reconciliation. Like Graham, he was a mostly reliable Republican vote in the Senate and supported Trump's agenda on most issues besides repealing the Affordable Care Act. Aside from McCain, Graham said, "I never met anyone in my whole life that could hold a grudge and move on at the same time." And McCain, he said, understood better than anyone that few things are more potent in politics than having access to a president, regardless of which one.</w:t>
         <w:br/>
-        <w:t>The principal, Shirley Henderson, and a group of teachers decided to put $90,000 of their money into training teachers in new educational techniques. They also developed a program, including full-day kindergarten, to prevent early school failure. They won a grant to keep the computer lab open through the summer. And they began an after-school program for students whose parents need to leave them in school until 6 P.M.</w:t>
+        <w:t>"Relevance," Graham said, returning to the word as if it were a mantra. "That was John McCain's word."</w:t>
         <w:br/>
-        <w:t>The teachers are so enthusiastic they complete one another's sentences. "We are much better teachers than we were five years ago," said Ms. Day, the first-grade teacher. And Sandra McLain, a third-grade teacher who won a place on a national committee developing science curriculum standards, added, "But not as good as we will be tomorrow."</w:t>
+        <w:t>The price of relevance, for Graham, has been a willingness to defend the president on television and speak out on issues that he knows might be of minor consequence in the scheme of things but clearly animate Trump. In recent weeks, for instance, Graham — in his capacity as chairman of the Senate Judiciary Committee — has demanded a briefing on such Fox News snack food as whether the F.B.I. acted with too heavy a hand in its arrest of the longtime Trump political adviser Roger Stone. Graham also vowed to investigate a claim made by Andrew McCabe, the former deputy director of the F.B.I., that top Department of Justice officials had discussed circumstances in which Trump could be removed from office via the 25th Amendment. "An administrative coup," Graham said ominously on CBS's "Face the Nation."</w:t>
         <w:br/>
-        <w:t>Fifty miles southeast of Columbia, here in Summerton, it is easier to see how far South Carolina has come and how far some parts still need to go. A rural town of worn wooden shacks, trailers and a handful of more gracious houses on the white side of town, Summerton has no industry and virtually no tax base. Change has come slowly to a town marred by continuing racial division and the political cronyism that comes when the school district is the biggest payroll in town.</w:t>
+        <w:t>When I asked Graham whether he ever worried about being seen as a toady to Trump, his voice assumed a slightly clipped edge. "No, here's what I worry about," he told me. "That we're going to get it wrong in Syria and Afghanistan. I worry more about the policy stuff. And I have more influence than I've ever had."</w:t>
         <w:br/>
-        <w:t>Scotts Branch High School is in a cheerless, worn building of the 1950's, when it was built for black students in an effort to stave off desegregation. The money from the Educational Improvement Act bought the district new computers, remedial classes, and some classes for gifted children. Milton Marley, the superintendent, proudly cites the first two grants the schools have ever won for improving test scores this year and last year. The science classroom now has laboratory sinks and microscopes. But a sense of deprivation still hangs heavily here, as evident as the scarred and rutted linoleum.</w:t>
+        <w:t>Graham credits his relationship with Trump with the president's slowing down his decision to withdraw from Syria. He noted that Trump asked him whether the United States should use force in Venezuela. Graham said that he preached caution and that Trump became exasperated, or pretended to be. "He said to me, 'You want to invade everywhere except where I want to invade,' " Graham said, laughing. And Trump, he insisted, knew where he stood on the special counsel's Russia investigation. "I told the president that if you colluded with the Russians, if your campaign sat down and worked with foreign intelligence operatives to manipulate the results of the election, that'd be the end of us, " Graham said.</w:t>
         <w:br/>
-        <w:t>A science teacher tries gamely to interest her students in a demonstration of convection and radiation. Students light candles, moving their hands above the flame as she coaxes them to guess how the heat is reaching their fingers. A kind of torpor pervades the classroom and the school.</w:t>
+        <w:t>Graham says he has achieved graduating levels of relevance with Trump. "I went from, 'O.K., he's president' to 'How can I get to be in his orbit?' "— "orbit" is another favorite Graham word — "to 'How can I have a say in what's going to happen today, tomorrow and next week?' " he told me.</w:t>
         <w:br/>
-        <w:t xml:space="preserve"> </w:t>
+        <w:t>I asked Graham if he considered himself part of the wider Trump orbit or the more select one. "Well, I'm getting into the smaller orbit now," he said. I asked him who else was in that precinct of the Trump solar system. He mentioned Melania, Ivanka, Jared. "He's got a bunch of old friends that still have a say, New York types," Graham said. "But the circle is small."</w:t>
         <w:br/>
-        <w:t>Some Progress, But Not Enough</w:t>
+        <w:t>Trump is an entertainer and an agitator, which Graham says he can relate to, in a way. "The point with Trump is, he's in on the joke," Graham said. I asked Graham if he is in on the joke, too. "Oh, 100 percent, 100 percent." He laughed. "Oh, people have no idea." I asked him to explain the joke to me. "If you could go to dinner with us. … " he said, shaking his head.</w:t>
         <w:br/>
-        <w:t xml:space="preserve"> As Mr. Riley sets out to apply some of the solutions he tried in South Carolina to the country, he may be guided by what worked and what did not in his home state. Mr. Riley intends to continue a push begun by the Bush Administration for national curriculum standards and a national testing system.</w:t>
+        <w:t>At the end of our second interview, in mid-February, I asked Graham if he trusted Trump. Graham's eyes seemed to bulge for a split second. He sat back in his chair and paused. "That's a good question," he told me.</w:t>
         <w:br/>
-        <w:t>In South Carolina, Mr. Riley raised standards, but also poured money into remedial programs to help the one-third of the state's children who could not meet even basic-skills standards.</w:t>
+        <w:t>He paused some more. "Do I trust him?" he said at last. "I trust the president to want to be successful," he said. The president's mercurialness, he acknowledged, could be a problem. "He will change his mind in a New York minute," Graham said. "You never know where he'll be. I mean, I woke up one day, and we're pulling out of Syria."</w:t>
         <w:br/>
-        <w:t>But educators in South Carolina are rethinking remedial programs because not enough students made progress, an experience that may influence Mr. Riley as he redesigns the biggest Federal remedial program for poor children, Chapter One.</w:t>
+        <w:t>But to this point, he and Trump have been able to work together. "He's asked me to do some things, and I've asked him to do some things in return," Graham said. Then, as if looking wistfully over his shoulder at his old maverick-sidekick days, he offered, "There's sort of a Don Quixote aspect to this." It was an odd thing for a man who was espousing the median Republican-circa-2019 position to say.</w:t>
         <w:br/>
-        <w:t>South Carolina has also struggled with the highly charged issue of how to hold schools accountable for results and how best to measure student progress.</w:t>
+        <w:t>"At the intersection of all this theater is that he wants to be a successful president," Graham said of Trump, "and I want him to be successful under terms that I think are good for the country." Understood, but unspoken, was that these terms would also be good for Lindsey Graham.</w:t>
         <w:br/>
-        <w:t>While many schools like Keels Elementary flourished under a system of rewards and punishments based on achievement, many educators continue to question whether the tests fairly measured student progress and whether they overemphasized basic skills.</w:t>
+        <w:t>PHOTO (PHOTOGRAPH BY MARK PETERSON) (MM24-MM25)</w:t>
         <w:br/>
-        <w:t>Some school districts, feeling pressure to raise scores, based their curriculum on the tests and issued rigid guidelines. "You could go into a school district, and at 10 on Tuesday morning at every school in the district, teachers were all teaching the main idea in a paragraph," Mr. Norton said.</w:t>
+        <w:t>Related Articles</w:t>
         <w:br/>
-        <w:t>Mr. Riley's closest allies agree with the state's new Superintendent of Education, Barbara S. Nielsen, that schools now need to emphasize, and new tests need to measure, more sophisticated analytical skills. "We need problem solving, the ability to work on a team, the training necessary to understand work -- things you can't measure by filling in a bubble with a No. 2 pencil on the basic-skills test of our reform of 10 years ago," Mr. Youngblood said.</w:t>
+        <w:t>Furious Lindsey Graham Calls Kavanaugh Hearing 'the Most Unethical Sham'</w:t>
         <w:br/>
-        <w:t>South Carolina has continued to revise its education laws as the state's needs have changed. A successor to the 1984 law, called Target 2000, was passed in 1989 under Gov. Carroll A. Campbell Jr., a Republican who succeeded Mr. Riley and remains a leader in education nationwide. The legislation offers grants to schools that emphasized some of these new skills and established an ambitious arts education program.</w:t>
+        <w:t>What Happened to Lindsey Graham? He's Become a Conservative 'Rock Star'</w:t>
         <w:br/>
-        <w:t>But there is a clear sense in South Carolina that deeper changes are needed. "It's time to refocus," said Mary Jones, superintendent of the Kershaw County School District, who helped plan the original 1984 law.  "We tried to implement this on top of a system that was already in place that was not working."</w:t>
-        <w:br/>
-        <w:t>And as Mr. Riley embarks on his new task, the question remains exactly how he will put into practice the lessons he learned in South Carolina.</w:t>
-        <w:br/>
-        <w:t>"This reform was very progressive for its time," Mr. Norton said. "The question is, has he learned from that, and now does he see that was only part of the way home?"</w:t>
-        <w:br/>
-        <w:br/>
-        <w:t>Graphic</w:t>
-        <w:br/>
-        <w:br/>
-        <w:t xml:space="preserve"> </w:t>
-        <w:br/>
-        <w:t>Photo: The improvements made in South Carolina under Richard W. Riley when he was Governor are ones he hopes to match as Secretary of Education. At the Joseph Keels Elementary School in Columbia, a showcase for many of his innovations, Sandra McLain works with a first grader, Brianna Reedom. (Mary Ann Chastain for The New York Times)</w:t>
-        <w:br/>
-        <w:t xml:space="preserve"> </w:t>
-        <w:br/>
-        <w:t>Graph: "Transforming a State's Schools"</w:t>
-        <w:br/>
-        <w:t xml:space="preserve"> By many measures, South Carolina's schools have made impressive gains since Gov. Richard Riley pushed through an educations plan in 1984. Mr. Riley is now U.S. Secretary of Education. Graphs shows percentages of South Carolina eigth-graders passing basic skills tests in 1983 and 1991</w:t>
-        <w:br/>
-        <w:t xml:space="preserve"> Many of Mr. Riley's changes were similar to those advocated by Gov. Bill Clinton in Arkansas. But South Carolina's improvements were often more dramatic. Graphs track money spent per student (from '83-84 through '89-90) and average teacher salaries (during '79-80 and '89-90) in Arkansas, South Carolina, and the U.S. (Sources: South Carolina Education Department, National Center for Educations Statistics)</w:t>
+        <w:t>Mitch McConnell Got Everything He Wanted. But at What Cost?</w:t>
       </w:r>
     </w:p>
     <w:sectPr>
